--- a/downloads/documents/04 Units/Unit 00 - Launch - Welcome to the FACS Room/Vocabulary 00.docx
+++ b/downloads/documents/04 Units/Unit 00 - Launch - Welcome to the FACS Room/Vocabulary 00.docx
@@ -17,7 +17,7 @@
         <w:pStyle w:val="FirstParagraph"/>
       </w:pPr>
       <w:r>
-        <w:t xml:space="preserve">Unit 0, Launch. The unit’s Tier 3 words across the five days, with a one-line definition written for a grade 6 to 7 reader and columns for Turkish, Portuguese, and Spanish.</w:t>
+        <w:t xml:space="preserve">Unit 0, Launch. The unit’s Tier 3 words across the five days, with a one-line definition written for a grade 6 to 7 reader and a Spanish column.</w:t>
       </w:r>
     </w:p>
     <w:p>
@@ -34,7 +34,7 @@
         <w:t xml:space="preserve"> </w:t>
       </w:r>
       <w:r>
-        <w:t xml:space="preserve">The Turkish, Portuguese, and Spanish columns are working translations and have not been verified by a native speaker. Use them for word banks and picture cards; have a native speaker, a bilingual colleague, or the ENL teacher check the whole table once before it is printed for students. Where a term is a classroom routine rather than a plain word (do now, reset cue, role card), the translation gives the meaning, and the English term stays on the card too, because students will hear it every day.</w:t>
+        <w:t xml:space="preserve">The Spanish column is a working translation and has not been verified by a native speaker. Use it for word banks and picture cards; have a native speaker, a bilingual colleague, or the ENL teacher check the whole table once before it is printed for students. Where a term is a classroom routine rather than a plain word (do now, reset cue, role card), the translation gives the meaning, and the English term stays on the card too, because students will hear it every day.</w:t>
       </w:r>
     </w:p>
     <w:p>
@@ -42,7 +42,7 @@
         <w:pStyle w:val="BodyText"/>
       </w:pPr>
       <w:r>
-        <w:t xml:space="preserve">How lessons use this file: each lesson names its own Tier 3 words; the handout for that lesson carries a word bank pulled from this table in the three languages. The reset cue and the five decision steps are also on wall posters in all four languages.</w:t>
+        <w:t xml:space="preserve">How lessons use this file: each lesson names its own Tier 3 words; the handout for that lesson carries a word bank pulled from this table in both languages. The reset cue and the five decision steps are also on wall posters in English and Spanish.</w:t>
       </w:r>
     </w:p>
     <w:p>
@@ -58,17 +58,15 @@
     <w:tbl>
       <w:tblPr>
         <w:tblStyle w:val="Table"/>
-        <w:tblW w:type="pct" w:w="4999.999999999999"/>
+        <w:tblW w:type="pct" w:w="5000.0"/>
         <w:tblLook w:firstRow="1"/>
       </w:tblPr>
       <w:tblGrid>
-        <w:gridCol w:w="1131"/>
-        <w:gridCol w:w="1131"/>
-        <w:gridCol w:w="1131"/>
-        <w:gridCol w:w="1131"/>
-        <w:gridCol w:w="1131"/>
-        <w:gridCol w:w="1131"/>
-        <w:gridCol w:w="1131"/>
+        <w:gridCol w:w="1584"/>
+        <w:gridCol w:w="1584"/>
+        <w:gridCol w:w="1584"/>
+        <w:gridCol w:w="1584"/>
+        <w:gridCol w:w="1584"/>
       </w:tblGrid>
       <w:tr>
         <w:trPr>
@@ -155,40 +153,6 @@
               <w:jc w:val="left"/>
             </w:pPr>
             <w:r>
-              <w:t xml:space="preserve">Turkish</w:t>
-            </w:r>
-          </w:p>
-        </w:tc>
-        <w:tc>
-          <w:tcPr>
-            <w:tcBorders>
-              <w:bottom w:val="single"/>
-            </w:tcBorders>
-            <w:vAlign w:val="bottom"/>
-          </w:tcPr>
-          <w:p>
-            <w:pPr>
-              <w:pStyle w:val="Compact"/>
-              <w:jc w:val="left"/>
-            </w:pPr>
-            <w:r>
-              <w:t xml:space="preserve">Portuguese</w:t>
-            </w:r>
-          </w:p>
-        </w:tc>
-        <w:tc>
-          <w:tcPr>
-            <w:tcBorders>
-              <w:bottom w:val="single"/>
-            </w:tcBorders>
-            <w:vAlign w:val="bottom"/>
-          </w:tcPr>
-          <w:p>
-            <w:pPr>
-              <w:pStyle w:val="Compact"/>
-              <w:jc w:val="left"/>
-            </w:pPr>
-            <w:r>
               <w:t xml:space="preserve">Spanish</w:t>
             </w:r>
           </w:p>
@@ -246,28 +210,6 @@
               <w:jc w:val="left"/>
             </w:pPr>
             <w:r>
-              <w:t xml:space="preserve">Aile ve Tüketici Bilimleri</w:t>
-            </w:r>
-          </w:p>
-        </w:tc>
-        <w:tc>
-          <w:p>
-            <w:pPr>
-              <w:pStyle w:val="Compact"/>
-              <w:jc w:val="left"/>
-            </w:pPr>
-            <w:r>
-              <w:t xml:space="preserve">Ciências da Família e do Consumidor</w:t>
-            </w:r>
-          </w:p>
-        </w:tc>
-        <w:tc>
-          <w:p>
-            <w:pPr>
-              <w:pStyle w:val="Compact"/>
-              <w:jc w:val="left"/>
-            </w:pPr>
-            <w:r>
               <w:t xml:space="preserve">Ciencias de la Familia y del Consumidor</w:t>
             </w:r>
           </w:p>
@@ -325,28 +267,6 @@
               <w:jc w:val="left"/>
             </w:pPr>
             <w:r>
-              <w:t xml:space="preserve">başlangıç görevi (hemen yap)</w:t>
-            </w:r>
-          </w:p>
-        </w:tc>
-        <w:tc>
-          <w:p>
-            <w:pPr>
-              <w:pStyle w:val="Compact"/>
-              <w:jc w:val="left"/>
-            </w:pPr>
-            <w:r>
-              <w:t xml:space="preserve">atividade inicial (faça agora)</w:t>
-            </w:r>
-          </w:p>
-        </w:tc>
-        <w:tc>
-          <w:p>
-            <w:pPr>
-              <w:pStyle w:val="Compact"/>
-              <w:jc w:val="left"/>
-            </w:pPr>
-            <w:r>
               <w:t xml:space="preserve">actividad de inicio (hazlo ahora)</w:t>
             </w:r>
           </w:p>
@@ -404,28 +324,6 @@
               <w:jc w:val="left"/>
             </w:pPr>
             <w:r>
-              <w:t xml:space="preserve">çıkış kartı</w:t>
-            </w:r>
-          </w:p>
-        </w:tc>
-        <w:tc>
-          <w:p>
-            <w:pPr>
-              <w:pStyle w:val="Compact"/>
-              <w:jc w:val="left"/>
-            </w:pPr>
-            <w:r>
-              <w:t xml:space="preserve">cartão de saída</w:t>
-            </w:r>
-          </w:p>
-        </w:tc>
-        <w:tc>
-          <w:p>
-            <w:pPr>
-              <w:pStyle w:val="Compact"/>
-              <w:jc w:val="left"/>
-            </w:pPr>
-            <w:r>
               <w:t xml:space="preserve">tarjeta de salida</w:t>
             </w:r>
           </w:p>
@@ -483,28 +381,6 @@
               <w:jc w:val="left"/>
             </w:pPr>
             <w:r>
-              <w:t xml:space="preserve">sıfırlama işareti (ışıklar, geri sayım, eller boş)</w:t>
-            </w:r>
-          </w:p>
-        </w:tc>
-        <w:tc>
-          <w:p>
-            <w:pPr>
-              <w:pStyle w:val="Compact"/>
-              <w:jc w:val="left"/>
-            </w:pPr>
-            <w:r>
-              <w:t xml:space="preserve">sinal de reinício (luzes, contagem, mãos vazias)</w:t>
-            </w:r>
-          </w:p>
-        </w:tc>
-        <w:tc>
-          <w:p>
-            <w:pPr>
-              <w:pStyle w:val="Compact"/>
-              <w:jc w:val="left"/>
-            </w:pPr>
-            <w:r>
               <w:t xml:space="preserve">señal de reinicio (luces, cuenta atrás, manos vacías)</w:t>
             </w:r>
           </w:p>
@@ -562,28 +438,6 @@
               <w:jc w:val="left"/>
             </w:pPr>
             <w:r>
-              <w:t xml:space="preserve">görev kartı</w:t>
-            </w:r>
-          </w:p>
-        </w:tc>
-        <w:tc>
-          <w:p>
-            <w:pPr>
-              <w:pStyle w:val="Compact"/>
-              <w:jc w:val="left"/>
-            </w:pPr>
-            <w:r>
-              <w:t xml:space="preserve">cartão de função</w:t>
-            </w:r>
-          </w:p>
-        </w:tc>
-        <w:tc>
-          <w:p>
-            <w:pPr>
-              <w:pStyle w:val="Compact"/>
-              <w:jc w:val="left"/>
-            </w:pPr>
-            <w:r>
               <w:t xml:space="preserve">tarjeta de rol</w:t>
             </w:r>
           </w:p>
@@ -641,28 +495,6 @@
               <w:jc w:val="left"/>
             </w:pPr>
             <w:r>
-              <w:t xml:space="preserve">istasyon (çalışma alanı)</w:t>
-            </w:r>
-          </w:p>
-        </w:tc>
-        <w:tc>
-          <w:p>
-            <w:pPr>
-              <w:pStyle w:val="Compact"/>
-              <w:jc w:val="left"/>
-            </w:pPr>
-            <w:r>
-              <w:t xml:space="preserve">estação (área de trabalho)</w:t>
-            </w:r>
-          </w:p>
-        </w:tc>
-        <w:tc>
-          <w:p>
-            <w:pPr>
-              <w:pStyle w:val="Compact"/>
-              <w:jc w:val="left"/>
-            </w:pPr>
-            <w:r>
               <w:t xml:space="preserve">estación (área de trabajo)</w:t>
             </w:r>
           </w:p>
@@ -720,28 +552,6 @@
               <w:jc w:val="left"/>
             </w:pPr>
             <w:r>
-              <w:t xml:space="preserve">bölge</w:t>
-            </w:r>
-          </w:p>
-        </w:tc>
-        <w:tc>
-          <w:p>
-            <w:pPr>
-              <w:pStyle w:val="Compact"/>
-              <w:jc w:val="left"/>
-            </w:pPr>
-            <w:r>
-              <w:t xml:space="preserve">zona</w:t>
-            </w:r>
-          </w:p>
-        </w:tc>
-        <w:tc>
-          <w:p>
-            <w:pPr>
-              <w:pStyle w:val="Compact"/>
-              <w:jc w:val="left"/>
-            </w:pPr>
-            <w:r>
               <w:t xml:space="preserve">zona</w:t>
             </w:r>
           </w:p>
@@ -799,28 +609,6 @@
               <w:jc w:val="left"/>
             </w:pPr>
             <w:r>
-              <w:t xml:space="preserve">tarif etmek</w:t>
-            </w:r>
-          </w:p>
-        </w:tc>
-        <w:tc>
-          <w:p>
-            <w:pPr>
-              <w:pStyle w:val="Compact"/>
-              <w:jc w:val="left"/>
-            </w:pPr>
-            <w:r>
-              <w:t xml:space="preserve">descrever</w:t>
-            </w:r>
-          </w:p>
-        </w:tc>
-        <w:tc>
-          <w:p>
-            <w:pPr>
-              <w:pStyle w:val="Compact"/>
-              <w:jc w:val="left"/>
-            </w:pPr>
-            <w:r>
               <w:t xml:space="preserve">describir</w:t>
             </w:r>
           </w:p>
@@ -914,28 +702,6 @@
               <w:jc w:val="left"/>
             </w:pPr>
             <w:r>
-              <w:t xml:space="preserve">kesin, net</w:t>
-            </w:r>
-          </w:p>
-        </w:tc>
-        <w:tc>
-          <w:p>
-            <w:pPr>
-              <w:pStyle w:val="Compact"/>
-              <w:jc w:val="left"/>
-            </w:pPr>
-            <w:r>
-              <w:t xml:space="preserve">preciso</w:t>
-            </w:r>
-          </w:p>
-        </w:tc>
-        <w:tc>
-          <w:p>
-            <w:pPr>
-              <w:pStyle w:val="Compact"/>
-              <w:jc w:val="left"/>
-            </w:pPr>
-            <w:r>
               <w:t xml:space="preserve">preciso</w:t>
             </w:r>
           </w:p>
@@ -993,28 +759,6 @@
               <w:jc w:val="left"/>
             </w:pPr>
             <w:r>
-              <w:t xml:space="preserve">dinlemek</w:t>
-            </w:r>
-          </w:p>
-        </w:tc>
-        <w:tc>
-          <w:p>
-            <w:pPr>
-              <w:pStyle w:val="Compact"/>
-              <w:jc w:val="left"/>
-            </w:pPr>
-            <w:r>
-              <w:t xml:space="preserve">escutar (ouvir com atenção)</w:t>
-            </w:r>
-          </w:p>
-        </w:tc>
-        <w:tc>
-          <w:p>
-            <w:pPr>
-              <w:pStyle w:val="Compact"/>
-              <w:jc w:val="left"/>
-            </w:pPr>
-            <w:r>
               <w:t xml:space="preserve">escuchar</w:t>
             </w:r>
           </w:p>
@@ -1072,28 +816,6 @@
               <w:jc w:val="left"/>
             </w:pPr>
             <w:r>
-              <w:t xml:space="preserve">karar</w:t>
-            </w:r>
-          </w:p>
-        </w:tc>
-        <w:tc>
-          <w:p>
-            <w:pPr>
-              <w:pStyle w:val="Compact"/>
-              <w:jc w:val="left"/>
-            </w:pPr>
-            <w:r>
-              <w:t xml:space="preserve">decisão</w:t>
-            </w:r>
-          </w:p>
-        </w:tc>
-        <w:tc>
-          <w:p>
-            <w:pPr>
-              <w:pStyle w:val="Compact"/>
-              <w:jc w:val="left"/>
-            </w:pPr>
-            <w:r>
               <w:t xml:space="preserve">decisión</w:t>
             </w:r>
           </w:p>
@@ -1151,28 +873,6 @@
               <w:jc w:val="left"/>
             </w:pPr>
             <w:r>
-              <w:t xml:space="preserve">seçenek</w:t>
-            </w:r>
-          </w:p>
-        </w:tc>
-        <w:tc>
-          <w:p>
-            <w:pPr>
-              <w:pStyle w:val="Compact"/>
-              <w:jc w:val="left"/>
-            </w:pPr>
-            <w:r>
-              <w:t xml:space="preserve">opção</w:t>
-            </w:r>
-          </w:p>
-        </w:tc>
-        <w:tc>
-          <w:p>
-            <w:pPr>
-              <w:pStyle w:val="Compact"/>
-              <w:jc w:val="left"/>
-            </w:pPr>
-            <w:r>
               <w:t xml:space="preserve">opción</w:t>
             </w:r>
           </w:p>
@@ -1230,28 +930,6 @@
               <w:jc w:val="left"/>
             </w:pPr>
             <w:r>
-              <w:t xml:space="preserve">sonuç</w:t>
-            </w:r>
-          </w:p>
-        </w:tc>
-        <w:tc>
-          <w:p>
-            <w:pPr>
-              <w:pStyle w:val="Compact"/>
-              <w:jc w:val="left"/>
-            </w:pPr>
-            <w:r>
-              <w:t xml:space="preserve">consequência</w:t>
-            </w:r>
-          </w:p>
-        </w:tc>
-        <w:tc>
-          <w:p>
-            <w:pPr>
-              <w:pStyle w:val="Compact"/>
-              <w:jc w:val="left"/>
-            </w:pPr>
-            <w:r>
               <w:t xml:space="preserve">consecuencia</w:t>
             </w:r>
           </w:p>
@@ -1309,28 +987,6 @@
               <w:jc w:val="left"/>
             </w:pPr>
             <w:r>
-              <w:t xml:space="preserve">karar modeli (beş adım)</w:t>
-            </w:r>
-          </w:p>
-        </w:tc>
-        <w:tc>
-          <w:p>
-            <w:pPr>
-              <w:pStyle w:val="Compact"/>
-              <w:jc w:val="left"/>
-            </w:pPr>
-            <w:r>
-              <w:t xml:space="preserve">modelo de decisão (cinco passos)</w:t>
-            </w:r>
-          </w:p>
-        </w:tc>
-        <w:tc>
-          <w:p>
-            <w:pPr>
-              <w:pStyle w:val="Compact"/>
-              <w:jc w:val="left"/>
-            </w:pPr>
-            <w:r>
               <w:t xml:space="preserve">modelo de decisión (cinco pasos)</w:t>
             </w:r>
           </w:p>
@@ -1388,28 +1044,6 @@
               <w:jc w:val="left"/>
             </w:pPr>
             <w:r>
-              <w:t xml:space="preserve">uzman sıralaması</w:t>
-            </w:r>
-          </w:p>
-        </w:tc>
-        <w:tc>
-          <w:p>
-            <w:pPr>
-              <w:pStyle w:val="Compact"/>
-              <w:jc w:val="left"/>
-            </w:pPr>
-            <w:r>
-              <w:t xml:space="preserve">classificação do especialista</w:t>
-            </w:r>
-          </w:p>
-        </w:tc>
-        <w:tc>
-          <w:p>
-            <w:pPr>
-              <w:pStyle w:val="Compact"/>
-              <w:jc w:val="left"/>
-            </w:pPr>
-            <w:r>
               <w:t xml:space="preserve">clasificación del experto</w:t>
             </w:r>
           </w:p>
@@ -1467,28 +1101,6 @@
               <w:jc w:val="left"/>
             </w:pPr>
             <w:r>
-              <w:t xml:space="preserve">takım çalışması</w:t>
-            </w:r>
-          </w:p>
-        </w:tc>
-        <w:tc>
-          <w:p>
-            <w:pPr>
-              <w:pStyle w:val="Compact"/>
-              <w:jc w:val="left"/>
-            </w:pPr>
-            <w:r>
-              <w:t xml:space="preserve">trabalho em equipe</w:t>
-            </w:r>
-          </w:p>
-        </w:tc>
-        <w:tc>
-          <w:p>
-            <w:pPr>
-              <w:pStyle w:val="Compact"/>
-              <w:jc w:val="left"/>
-            </w:pPr>
-            <w:r>
               <w:t xml:space="preserve">trabajo en equipo</w:t>
             </w:r>
           </w:p>
@@ -1546,28 +1158,6 @@
               <w:jc w:val="left"/>
             </w:pPr>
             <w:r>
-              <w:t xml:space="preserve">norm (takım kuralı)</w:t>
-            </w:r>
-          </w:p>
-        </w:tc>
-        <w:tc>
-          <w:p>
-            <w:pPr>
-              <w:pStyle w:val="Compact"/>
-              <w:jc w:val="left"/>
-            </w:pPr>
-            <w:r>
-              <w:t xml:space="preserve">norma (regra da equipe)</w:t>
-            </w:r>
-          </w:p>
-        </w:tc>
-        <w:tc>
-          <w:p>
-            <w:pPr>
-              <w:pStyle w:val="Compact"/>
-              <w:jc w:val="left"/>
-            </w:pPr>
-            <w:r>
               <w:t xml:space="preserve">norma (regla del equipo)</w:t>
             </w:r>
           </w:p>
@@ -1625,28 +1215,6 @@
               <w:jc w:val="left"/>
             </w:pPr>
             <w:r>
-              <w:t xml:space="preserve">anlaşma</w:t>
-            </w:r>
-          </w:p>
-        </w:tc>
-        <w:tc>
-          <w:p>
-            <w:pPr>
-              <w:pStyle w:val="Compact"/>
-              <w:jc w:val="left"/>
-            </w:pPr>
-            <w:r>
-              <w:t xml:space="preserve">acordo</w:t>
-            </w:r>
-          </w:p>
-        </w:tc>
-        <w:tc>
-          <w:p>
-            <w:pPr>
-              <w:pStyle w:val="Compact"/>
-              <w:jc w:val="left"/>
-            </w:pPr>
-            <w:r>
               <w:t xml:space="preserve">acuerdo</w:t>
             </w:r>
           </w:p>
@@ -1704,28 +1272,6 @@
               <w:jc w:val="left"/>
             </w:pPr>
             <w:r>
-              <w:t xml:space="preserve">tehlike</w:t>
-            </w:r>
-          </w:p>
-        </w:tc>
-        <w:tc>
-          <w:p>
-            <w:pPr>
-              <w:pStyle w:val="Compact"/>
-              <w:jc w:val="left"/>
-            </w:pPr>
-            <w:r>
-              <w:t xml:space="preserve">perigo</w:t>
-            </w:r>
-          </w:p>
-        </w:tc>
-        <w:tc>
-          <w:p>
-            <w:pPr>
-              <w:pStyle w:val="Compact"/>
-              <w:jc w:val="left"/>
-            </w:pPr>
-            <w:r>
               <w:t xml:space="preserve">peligro</w:t>
             </w:r>
           </w:p>
@@ -1783,28 +1329,6 @@
               <w:jc w:val="left"/>
             </w:pPr>
             <w:r>
-              <w:t xml:space="preserve">dezenfekte etmek (hijyen sağlamak)</w:t>
-            </w:r>
-          </w:p>
-        </w:tc>
-        <w:tc>
-          <w:p>
-            <w:pPr>
-              <w:pStyle w:val="Compact"/>
-              <w:jc w:val="left"/>
-            </w:pPr>
-            <w:r>
-              <w:t xml:space="preserve">higienizar (desinfetar)</w:t>
-            </w:r>
-          </w:p>
-        </w:tc>
-        <w:tc>
-          <w:p>
-            <w:pPr>
-              <w:pStyle w:val="Compact"/>
-              <w:jc w:val="left"/>
-            </w:pPr>
-            <w:r>
               <w:t xml:space="preserve">desinfectar (higienizar)</w:t>
             </w:r>
           </w:p>
@@ -1852,28 +1376,6 @@
             </w:pPr>
             <w:r>
               <w:t xml:space="preserve">When a food makes a person’s body react in a way that can be dangerous.</w:t>
-            </w:r>
-          </w:p>
-        </w:tc>
-        <w:tc>
-          <w:p>
-            <w:pPr>
-              <w:pStyle w:val="Compact"/>
-              <w:jc w:val="left"/>
-            </w:pPr>
-            <w:r>
-              <w:t xml:space="preserve">alerji</w:t>
-            </w:r>
-          </w:p>
-        </w:tc>
-        <w:tc>
-          <w:p>
-            <w:pPr>
-              <w:pStyle w:val="Compact"/>
-              <w:jc w:val="left"/>
-            </w:pPr>
-            <w:r>
-              <w:t xml:space="preserve">alergia</w:t>
             </w:r>
           </w:p>
         </w:tc>
@@ -1911,15 +1413,13 @@
     <w:tbl>
       <w:tblPr>
         <w:tblStyle w:val="Table"/>
-        <w:tblW w:type="pct" w:w="5000.0"/>
+        <w:tblW w:type="pct" w:w="5000"/>
         <w:tblLook w:firstRow="1"/>
       </w:tblPr>
       <w:tblGrid>
-        <w:gridCol w:w="1584"/>
-        <w:gridCol w:w="1584"/>
-        <w:gridCol w:w="1584"/>
-        <w:gridCol w:w="1584"/>
-        <w:gridCol w:w="1584"/>
+        <w:gridCol w:w="3120"/>
+        <w:gridCol w:w="3120"/>
+        <w:gridCol w:w="3120"/>
       </w:tblGrid>
       <w:tr>
         <w:trPr>
@@ -1927,6 +1427,7 @@
         </w:trPr>
         <w:tc>
           <w:tcPr>
+            <w:tcW w:type="dxa" w:w="3120"/>
             <w:tcBorders>
               <w:bottom w:val="single"/>
             </w:tcBorders>
@@ -1944,6 +1445,7 @@
         </w:tc>
         <w:tc>
           <w:tcPr>
+            <w:tcW w:type="dxa" w:w="3120"/>
             <w:tcBorders>
               <w:bottom w:val="single"/>
             </w:tcBorders>
@@ -1961,6 +1463,7 @@
         </w:tc>
         <w:tc>
           <w:tcPr>
+            <w:tcW w:type="dxa" w:w="3120"/>
             <w:tcBorders>
               <w:bottom w:val="single"/>
             </w:tcBorders>
@@ -1972,40 +1475,6 @@
               <w:jc w:val="left"/>
             </w:pPr>
             <w:r>
-              <w:t xml:space="preserve">Turkish</w:t>
-            </w:r>
-          </w:p>
-        </w:tc>
-        <w:tc>
-          <w:tcPr>
-            <w:tcBorders>
-              <w:bottom w:val="single"/>
-            </w:tcBorders>
-            <w:vAlign w:val="bottom"/>
-          </w:tcPr>
-          <w:p>
-            <w:pPr>
-              <w:pStyle w:val="Compact"/>
-              <w:jc w:val="left"/>
-            </w:pPr>
-            <w:r>
-              <w:t xml:space="preserve">Portuguese</w:t>
-            </w:r>
-          </w:p>
-        </w:tc>
-        <w:tc>
-          <w:tcPr>
-            <w:tcBorders>
-              <w:bottom w:val="single"/>
-            </w:tcBorders>
-            <w:vAlign w:val="bottom"/>
-          </w:tcPr>
-          <w:p>
-            <w:pPr>
-              <w:pStyle w:val="Compact"/>
-              <w:jc w:val="left"/>
-            </w:pPr>
-            <w:r>
               <w:t xml:space="preserve">Spanish</w:t>
             </w:r>
           </w:p>
@@ -2013,6 +1482,9 @@
       </w:tr>
       <w:tr>
         <w:tc>
+          <w:tcPr>
+            <w:tcW w:type="dxa" w:w="3120"/>
+          </w:tcPr>
           <w:p>
             <w:pPr>
               <w:pStyle w:val="Compact"/>
@@ -2024,6 +1496,9 @@
           </w:p>
         </w:tc>
         <w:tc>
+          <w:tcPr>
+            <w:tcW w:type="dxa" w:w="3120"/>
+          </w:tcPr>
           <w:p>
             <w:pPr>
               <w:pStyle w:val="Compact"/>
@@ -2035,28 +1510,9 @@
           </w:p>
         </w:tc>
         <w:tc>
-          <w:p>
-            <w:pPr>
-              <w:pStyle w:val="Compact"/>
-              <w:jc w:val="left"/>
-            </w:pPr>
-            <w:r>
-              <w:t xml:space="preserve">Seçimi adlandır</w:t>
-            </w:r>
-          </w:p>
-        </w:tc>
-        <w:tc>
-          <w:p>
-            <w:pPr>
-              <w:pStyle w:val="Compact"/>
-              <w:jc w:val="left"/>
-            </w:pPr>
-            <w:r>
-              <w:t xml:space="preserve">Nomeie a escolha</w:t>
-            </w:r>
-          </w:p>
-        </w:tc>
-        <w:tc>
+          <w:tcPr>
+            <w:tcW w:type="dxa" w:w="3120"/>
+          </w:tcPr>
           <w:p>
             <w:pPr>
               <w:pStyle w:val="Compact"/>
@@ -2070,6 +1526,9 @@
       </w:tr>
       <w:tr>
         <w:tc>
+          <w:tcPr>
+            <w:tcW w:type="dxa" w:w="3120"/>
+          </w:tcPr>
           <w:p>
             <w:pPr>
               <w:pStyle w:val="Compact"/>
@@ -2081,6 +1540,9 @@
           </w:p>
         </w:tc>
         <w:tc>
+          <w:tcPr>
+            <w:tcW w:type="dxa" w:w="3120"/>
+          </w:tcPr>
           <w:p>
             <w:pPr>
               <w:pStyle w:val="Compact"/>
@@ -2092,28 +1554,9 @@
           </w:p>
         </w:tc>
         <w:tc>
-          <w:p>
-            <w:pPr>
-              <w:pStyle w:val="Compact"/>
-              <w:jc w:val="left"/>
-            </w:pPr>
-            <w:r>
-              <w:t xml:space="preserve">Seçenekleri listele</w:t>
-            </w:r>
-          </w:p>
-        </w:tc>
-        <w:tc>
-          <w:p>
-            <w:pPr>
-              <w:pStyle w:val="Compact"/>
-              <w:jc w:val="left"/>
-            </w:pPr>
-            <w:r>
-              <w:t xml:space="preserve">Liste as opções</w:t>
-            </w:r>
-          </w:p>
-        </w:tc>
-        <w:tc>
+          <w:tcPr>
+            <w:tcW w:type="dxa" w:w="3120"/>
+          </w:tcPr>
           <w:p>
             <w:pPr>
               <w:pStyle w:val="Compact"/>
@@ -2127,6 +1570,9 @@
       </w:tr>
       <w:tr>
         <w:tc>
+          <w:tcPr>
+            <w:tcW w:type="dxa" w:w="3120"/>
+          </w:tcPr>
           <w:p>
             <w:pPr>
               <w:pStyle w:val="Compact"/>
@@ -2138,6 +1584,9 @@
           </w:p>
         </w:tc>
         <w:tc>
+          <w:tcPr>
+            <w:tcW w:type="dxa" w:w="3120"/>
+          </w:tcPr>
           <w:p>
             <w:pPr>
               <w:pStyle w:val="Compact"/>
@@ -2149,28 +1598,9 @@
           </w:p>
         </w:tc>
         <w:tc>
-          <w:p>
-            <w:pPr>
-              <w:pStyle w:val="Compact"/>
-              <w:jc w:val="left"/>
-            </w:pPr>
-            <w:r>
-              <w:t xml:space="preserve">Her birini önemli olana göre tart</w:t>
-            </w:r>
-          </w:p>
-        </w:tc>
-        <w:tc>
-          <w:p>
-            <w:pPr>
-              <w:pStyle w:val="Compact"/>
-              <w:jc w:val="left"/>
-            </w:pPr>
-            <w:r>
-              <w:t xml:space="preserve">Pese cada uma contra o que importa</w:t>
-            </w:r>
-          </w:p>
-        </w:tc>
-        <w:tc>
+          <w:tcPr>
+            <w:tcW w:type="dxa" w:w="3120"/>
+          </w:tcPr>
           <w:p>
             <w:pPr>
               <w:pStyle w:val="Compact"/>
@@ -2184,6 +1614,9 @@
       </w:tr>
       <w:tr>
         <w:tc>
+          <w:tcPr>
+            <w:tcW w:type="dxa" w:w="3120"/>
+          </w:tcPr>
           <w:p>
             <w:pPr>
               <w:pStyle w:val="Compact"/>
@@ -2195,6 +1628,9 @@
           </w:p>
         </w:tc>
         <w:tc>
+          <w:tcPr>
+            <w:tcW w:type="dxa" w:w="3120"/>
+          </w:tcPr>
           <w:p>
             <w:pPr>
               <w:pStyle w:val="Compact"/>
@@ -2206,28 +1642,9 @@
           </w:p>
         </w:tc>
         <w:tc>
-          <w:p>
-            <w:pPr>
-              <w:pStyle w:val="Compact"/>
-              <w:jc w:val="left"/>
-            </w:pPr>
-            <w:r>
-              <w:t xml:space="preserve">Karar ver</w:t>
-            </w:r>
-          </w:p>
-        </w:tc>
-        <w:tc>
-          <w:p>
-            <w:pPr>
-              <w:pStyle w:val="Compact"/>
-              <w:jc w:val="left"/>
-            </w:pPr>
-            <w:r>
-              <w:t xml:space="preserve">Decida</w:t>
-            </w:r>
-          </w:p>
-        </w:tc>
-        <w:tc>
+          <w:tcPr>
+            <w:tcW w:type="dxa" w:w="3120"/>
+          </w:tcPr>
           <w:p>
             <w:pPr>
               <w:pStyle w:val="Compact"/>
@@ -2241,6 +1658,9 @@
       </w:tr>
       <w:tr>
         <w:tc>
+          <w:tcPr>
+            <w:tcW w:type="dxa" w:w="3120"/>
+          </w:tcPr>
           <w:p>
             <w:pPr>
               <w:pStyle w:val="Compact"/>
@@ -2252,6 +1672,9 @@
           </w:p>
         </w:tc>
         <w:tc>
+          <w:tcPr>
+            <w:tcW w:type="dxa" w:w="3120"/>
+          </w:tcPr>
           <w:p>
             <w:pPr>
               <w:pStyle w:val="Compact"/>
@@ -2263,28 +1686,9 @@
           </w:p>
         </w:tc>
         <w:tc>
-          <w:p>
-            <w:pPr>
-              <w:pStyle w:val="Compact"/>
-              <w:jc w:val="left"/>
-            </w:pPr>
-            <w:r>
-              <w:t xml:space="preserve">Geriye bak</w:t>
-            </w:r>
-          </w:p>
-        </w:tc>
-        <w:tc>
-          <w:p>
-            <w:pPr>
-              <w:pStyle w:val="Compact"/>
-              <w:jc w:val="left"/>
-            </w:pPr>
-            <w:r>
-              <w:t xml:space="preserve">Olhe para trás</w:t>
-            </w:r>
-          </w:p>
-        </w:tc>
-        <w:tc>
+          <w:tcPr>
+            <w:tcW w:type="dxa" w:w="3120"/>
+          </w:tcPr>
           <w:p>
             <w:pPr>
               <w:pStyle w:val="Compact"/>
@@ -2310,14 +1714,12 @@
     <w:tbl>
       <w:tblPr>
         <w:tblStyle w:val="Table"/>
-        <w:tblW w:type="pct" w:w="5000.0"/>
+        <w:tblW w:type="pct" w:w="5000"/>
         <w:tblLook w:firstRow="1"/>
       </w:tblPr>
       <w:tblGrid>
-        <w:gridCol w:w="1980"/>
-        <w:gridCol w:w="1980"/>
-        <w:gridCol w:w="1980"/>
-        <w:gridCol w:w="1980"/>
+        <w:gridCol w:w="4680"/>
+        <w:gridCol w:w="4680"/>
       </w:tblGrid>
       <w:tr>
         <w:trPr>
@@ -2325,6 +1727,7 @@
         </w:trPr>
         <w:tc>
           <w:tcPr>
+            <w:tcW w:type="dxa" w:w="4680"/>
             <w:tcBorders>
               <w:bottom w:val="single"/>
             </w:tcBorders>
@@ -2342,6 +1745,7 @@
         </w:tc>
         <w:tc>
           <w:tcPr>
+            <w:tcW w:type="dxa" w:w="4680"/>
             <w:tcBorders>
               <w:bottom w:val="single"/>
             </w:tcBorders>
@@ -2353,40 +1757,6 @@
               <w:jc w:val="left"/>
             </w:pPr>
             <w:r>
-              <w:t xml:space="preserve">Turkish</w:t>
-            </w:r>
-          </w:p>
-        </w:tc>
-        <w:tc>
-          <w:tcPr>
-            <w:tcBorders>
-              <w:bottom w:val="single"/>
-            </w:tcBorders>
-            <w:vAlign w:val="bottom"/>
-          </w:tcPr>
-          <w:p>
-            <w:pPr>
-              <w:pStyle w:val="Compact"/>
-              <w:jc w:val="left"/>
-            </w:pPr>
-            <w:r>
-              <w:t xml:space="preserve">Portuguese</w:t>
-            </w:r>
-          </w:p>
-        </w:tc>
-        <w:tc>
-          <w:tcPr>
-            <w:tcBorders>
-              <w:bottom w:val="single"/>
-            </w:tcBorders>
-            <w:vAlign w:val="bottom"/>
-          </w:tcPr>
-          <w:p>
-            <w:pPr>
-              <w:pStyle w:val="Compact"/>
-              <w:jc w:val="left"/>
-            </w:pPr>
-            <w:r>
               <w:t xml:space="preserve">Spanish</w:t>
             </w:r>
           </w:p>
@@ -2394,6 +1764,9 @@
       </w:tr>
       <w:tr>
         <w:tc>
+          <w:tcPr>
+            <w:tcW w:type="dxa" w:w="4680"/>
+          </w:tcPr>
           <w:p>
             <w:pPr>
               <w:pStyle w:val="Compact"/>
@@ -2405,28 +1778,9 @@
           </w:p>
         </w:tc>
         <w:tc>
-          <w:p>
-            <w:pPr>
-              <w:pStyle w:val="Compact"/>
-              <w:jc w:val="left"/>
-            </w:pPr>
-            <w:r>
-              <w:t xml:space="preserve">Işıklar, geri sayım, eller boş.</w:t>
-            </w:r>
-          </w:p>
-        </w:tc>
-        <w:tc>
-          <w:p>
-            <w:pPr>
-              <w:pStyle w:val="Compact"/>
-              <w:jc w:val="left"/>
-            </w:pPr>
-            <w:r>
-              <w:t xml:space="preserve">Luzes, contagem, mãos vazias.</w:t>
-            </w:r>
-          </w:p>
-        </w:tc>
-        <w:tc>
+          <w:tcPr>
+            <w:tcW w:type="dxa" w:w="4680"/>
+          </w:tcPr>
           <w:p>
             <w:pPr>
               <w:pStyle w:val="Compact"/>
@@ -2456,11 +1810,9 @@
         <w:tblLook w:firstRow="1"/>
       </w:tblPr>
       <w:tblGrid>
-        <w:gridCol w:w="1584"/>
-        <w:gridCol w:w="1584"/>
-        <w:gridCol w:w="1584"/>
-        <w:gridCol w:w="1584"/>
-        <w:gridCol w:w="1584"/>
+        <w:gridCol w:w="2640"/>
+        <w:gridCol w:w="2640"/>
+        <w:gridCol w:w="2640"/>
       </w:tblGrid>
       <w:tr>
         <w:trPr>
@@ -2513,40 +1865,6 @@
               <w:jc w:val="left"/>
             </w:pPr>
             <w:r>
-              <w:t xml:space="preserve">Turkish</w:t>
-            </w:r>
-          </w:p>
-        </w:tc>
-        <w:tc>
-          <w:tcPr>
-            <w:tcBorders>
-              <w:bottom w:val="single"/>
-            </w:tcBorders>
-            <w:vAlign w:val="bottom"/>
-          </w:tcPr>
-          <w:p>
-            <w:pPr>
-              <w:pStyle w:val="Compact"/>
-              <w:jc w:val="left"/>
-            </w:pPr>
-            <w:r>
-              <w:t xml:space="preserve">Portuguese</w:t>
-            </w:r>
-          </w:p>
-        </w:tc>
-        <w:tc>
-          <w:tcPr>
-            <w:tcBorders>
-              <w:bottom w:val="single"/>
-            </w:tcBorders>
-            <w:vAlign w:val="bottom"/>
-          </w:tcPr>
-          <w:p>
-            <w:pPr>
-              <w:pStyle w:val="Compact"/>
-              <w:jc w:val="left"/>
-            </w:pPr>
-            <w:r>
               <w:t xml:space="preserve">Spanish</w:t>
             </w:r>
           </w:p>
@@ -2602,7 +1920,7 @@
               <w:jc w:val="left"/>
             </w:pPr>
             <w:r>
-              <w:t xml:space="preserve">Benim adım</w:t>
+              <w:t xml:space="preserve">Me llamo</w:t>
             </w:r>
             <w:r>
               <w:t xml:space="preserve"> </w:t>
@@ -2612,7 +1930,7 @@
                 <w:i/>
                 <w:b/>
               </w:rPr>
-              <w:t xml:space="preserve">.</w:t>
+              <w:t xml:space="preserve">. Sé</w:t>
             </w:r>
             <w:r>
               <w:rPr>
@@ -2622,71 +1940,6 @@
               <w:t xml:space="preserve"> </w:t>
             </w:r>
             <w:r>
-              <w:t xml:space="preserve"> </w:t>
-            </w:r>
-            <w:r>
-              <w:t xml:space="preserve">yapabilirim. ___ sunabilirim.</w:t>
-            </w:r>
-          </w:p>
-        </w:tc>
-        <w:tc>
-          <w:p>
-            <w:pPr>
-              <w:pStyle w:val="Compact"/>
-              <w:jc w:val="left"/>
-            </w:pPr>
-            <w:r>
-              <w:t xml:space="preserve">Meu nome é</w:t>
-            </w:r>
-            <w:r>
-              <w:t xml:space="preserve"> </w:t>
-            </w:r>
-            <w:r>
-              <w:rPr>
-                <w:i/>
-                <w:b/>
-              </w:rPr>
-              <w:t xml:space="preserve">. Eu sei</w:t>
-            </w:r>
-            <w:r>
-              <w:rPr>
-                <w:i/>
-                <w:b/>
-              </w:rPr>
-              <w:t xml:space="preserve"> </w:t>
-            </w:r>
-            <w:r>
-              <w:t xml:space="preserve">. Eu posso oferecer ___.</w:t>
-            </w:r>
-          </w:p>
-        </w:tc>
-        <w:tc>
-          <w:p>
-            <w:pPr>
-              <w:pStyle w:val="Compact"/>
-              <w:jc w:val="left"/>
-            </w:pPr>
-            <w:r>
-              <w:t xml:space="preserve">Me llamo</w:t>
-            </w:r>
-            <w:r>
-              <w:t xml:space="preserve"> </w:t>
-            </w:r>
-            <w:r>
-              <w:rPr>
-                <w:i/>
-                <w:b/>
-              </w:rPr>
-              <w:t xml:space="preserve">. Sé</w:t>
-            </w:r>
-            <w:r>
-              <w:rPr>
-                <w:i/>
-                <w:b/>
-              </w:rPr>
-              <w:t xml:space="preserve"> </w:t>
-            </w:r>
-            <w:r>
               <w:t xml:space="preserve">. Puedo ofrecer ___.</w:t>
             </w:r>
           </w:p>
@@ -2722,28 +1975,6 @@
               <w:jc w:val="left"/>
             </w:pPr>
             <w:r>
-              <w:t xml:space="preserve">Bence ___ numara ___ çünkü ___.</w:t>
-            </w:r>
-          </w:p>
-        </w:tc>
-        <w:tc>
-          <w:p>
-            <w:pPr>
-              <w:pStyle w:val="Compact"/>
-              <w:jc w:val="left"/>
-            </w:pPr>
-            <w:r>
-              <w:t xml:space="preserve">Eu acho que ___ é o número ___ porque ___.</w:t>
-            </w:r>
-          </w:p>
-        </w:tc>
-        <w:tc>
-          <w:p>
-            <w:pPr>
-              <w:pStyle w:val="Compact"/>
-              <w:jc w:val="left"/>
-            </w:pPr>
-            <w:r>
               <w:t xml:space="preserve">Creo que ___ es el número ___ porque ___.</w:t>
             </w:r>
           </w:p>
@@ -2769,28 +2000,6 @@
             </w:pPr>
             <w:r>
               <w:t xml:space="preserve">We ___ before we ___.</w:t>
-            </w:r>
-          </w:p>
-        </w:tc>
-        <w:tc>
-          <w:p>
-            <w:pPr>
-              <w:pStyle w:val="Compact"/>
-              <w:jc w:val="left"/>
-            </w:pPr>
-            <w:r>
-              <w:t xml:space="preserve">Biz ___ önce ___.</w:t>
-            </w:r>
-          </w:p>
-        </w:tc>
-        <w:tc>
-          <w:p>
-            <w:pPr>
-              <w:pStyle w:val="Compact"/>
-              <w:jc w:val="left"/>
-            </w:pPr>
-            <w:r>
-              <w:t xml:space="preserve">Nós ___ antes de ___.</w:t>
             </w:r>
           </w:p>
         </w:tc>
@@ -2848,66 +2057,6 @@
             </w:r>
             <w:r>
               <w:t xml:space="preserve">because ___.</w:t>
-            </w:r>
-          </w:p>
-        </w:tc>
-        <w:tc>
-          <w:p>
-            <w:pPr>
-              <w:pStyle w:val="Compact"/>
-              <w:jc w:val="left"/>
-            </w:pPr>
-            <w:r>
-              <w:t xml:space="preserve">“</w:t>
-            </w:r>
-            <w:r>
-              <w:rPr>
-                <w:i/>
-                <w:b/>
-              </w:rPr>
-              <w:t xml:space="preserve">" yerine "</w:t>
-            </w:r>
-            <w:r>
-              <w:t xml:space="preserve">”</w:t>
-            </w:r>
-            <w:r>
-              <w:t xml:space="preserve"> </w:t>
-            </w:r>
-            <w:r>
-              <w:t xml:space="preserve">yazalım çünkü ___.</w:t>
-            </w:r>
-          </w:p>
-        </w:tc>
-        <w:tc>
-          <w:p>
-            <w:pPr>
-              <w:pStyle w:val="Compact"/>
-              <w:jc w:val="left"/>
-            </w:pPr>
-            <w:r>
-              <w:t xml:space="preserve">Mude</w:t>
-            </w:r>
-            <w:r>
-              <w:t xml:space="preserve"> </w:t>
-            </w:r>
-            <w:r>
-              <w:t xml:space="preserve">“</w:t>
-            </w:r>
-            <w:r>
-              <w:rPr>
-                <w:i/>
-                <w:b/>
-              </w:rPr>
-              <w:t xml:space="preserve">" para "</w:t>
-            </w:r>
-            <w:r>
-              <w:t xml:space="preserve">”</w:t>
-            </w:r>
-            <w:r>
-              <w:t xml:space="preserve"> </w:t>
-            </w:r>
-            <w:r>
-              <w:t xml:space="preserve">porque ___.</w:t>
             </w:r>
           </w:p>
         </w:tc>
@@ -2976,13 +2125,13 @@
         <w:pStyle w:val="Compact"/>
       </w:pPr>
       <w:r>
-        <w:t xml:space="preserve">The Spanish column is here because many rooms include Spanish speakers; the Turkish and Portuguese columns came first.</w:t>
+        <w:t xml:space="preserve">The Spanish column is here because many rooms include Spanish speakers.</w:t>
       </w:r>
     </w:p>
     <w:sectPr>
       <w:headerReference w:type="default" r:id="rId9"/>
       <w:pgSz w:w="12240" w:h="15840"/>
-      <w:pgMar w:top="1440" w:bottom="1440" w:left="1440" w:right="1440" w:header="504"/>
+      <w:pgMar w:top="1296" w:bottom="1296" w:left="1296" w:right="1296" w:header="504"/>
     </w:sectPr>
   </w:body>
 </w:document>
